--- a/docs/Colvio_Technical_Spec_EN.docx
+++ b/docs/Colvio_Technical_Spec_EN.docx
@@ -235,7 +235,7 @@
                 <w:sz w:val="22"/>
                 <w:szCs w:val="22"/>
               </w:rPr>
-              <w:t xml:space="preserve">3,741</w:t>
+              <w:t xml:space="preserve">3,758</w:t>
             </w:r>
           </w:p>
         </w:tc>
@@ -664,7 +664,7 @@
                 <w:sz w:val="22"/>
                 <w:szCs w:val="22"/>
               </w:rPr>
-              <w:t xml:space="preserve">3,741</w:t>
+              <w:t xml:space="preserve">3,758</w:t>
             </w:r>
           </w:p>
         </w:tc>
@@ -780,7 +780,7 @@
                 <w:sz w:val="22"/>
                 <w:szCs w:val="22"/>
               </w:rPr>
-              <w:t xml:space="preserve">17 (getContext, getEntities, getFields, getEntitySet, getEntityCount, query, create, update, batchCreate, batchUpsert, batchDelete, getLookups, searchUsers, getLoginHistory, getCurrentRecord, getApiLimits, upsert)</w:t>
+              <w:t xml:space="preserve">20 (getContext, getEntities, getFields, getEntitySet, getEntityCount, query, fetchXml, create, update, upsert, batchCreate, batchUpsert, batchDelete, getLookups, getChildRelationships, getOptionSet, searchUsers, getLoginHistory, getCurrentRecord, getApiLimits)</w:t>
             </w:r>
           </w:p>
         </w:tc>
@@ -1149,7 +1149,7 @@
                 <w:sz w:val="22"/>
                 <w:szCs w:val="22"/>
               </w:rPr>
-              <w:t xml:space="preserve">539</w:t>
+              <w:t xml:space="preserve">576</w:t>
             </w:r>
           </w:p>
         </w:tc>
@@ -1377,7 +1377,7 @@
                 <w:sz w:val="22"/>
                 <w:szCs w:val="22"/>
               </w:rPr>
-              <w:t xml:space="preserve">2,580</w:t>
+              <w:t xml:space="preserve">2,823</w:t>
             </w:r>
           </w:p>
         </w:tc>
@@ -1491,7 +1491,7 @@
                 <w:sz w:val="22"/>
                 <w:szCs w:val="22"/>
               </w:rPr>
-              <w:t xml:space="preserve">268</w:t>
+              <w:t xml:space="preserve">286</w:t>
             </w:r>
           </w:p>
         </w:tc>

--- a/docs/Colvio_Technical_Spec_EN.docx
+++ b/docs/Colvio_Technical_Spec_EN.docx
@@ -99,7 +99,7 @@
           <w:sz w:val="22"/>
           <w:szCs w:val="22"/>
         </w:rPr>
-        <w:t xml:space="preserve">Version 1.5 — March 2026</w:t>
+        <w:t xml:space="preserve">Version 1.6 — March 2026</w:t>
       </w:r>
     </w:p>
     <w:tbl>
@@ -235,7 +235,7 @@
                 <w:sz w:val="22"/>
                 <w:szCs w:val="22"/>
               </w:rPr>
-              <w:t xml:space="preserve">3,758</w:t>
+              <w:t xml:space="preserve">4,290</w:t>
             </w:r>
           </w:p>
         </w:tc>
@@ -664,7 +664,7 @@
                 <w:sz w:val="22"/>
                 <w:szCs w:val="22"/>
               </w:rPr>
-              <w:t xml:space="preserve">3,758</w:t>
+              <w:t xml:space="preserve">4,290</w:t>
             </w:r>
           </w:p>
         </w:tc>
@@ -1149,7 +1149,7 @@
                 <w:sz w:val="22"/>
                 <w:szCs w:val="22"/>
               </w:rPr>
-              <w:t xml:space="preserve">576</w:t>
+              <w:t xml:space="preserve">644</w:t>
             </w:r>
           </w:p>
         </w:tc>
@@ -1377,7 +1377,7 @@
                 <w:sz w:val="22"/>
                 <w:szCs w:val="22"/>
               </w:rPr>
-              <w:t xml:space="preserve">2,823</w:t>
+              <w:t xml:space="preserve">3,200</w:t>
             </w:r>
           </w:p>
         </w:tc>
@@ -1491,7 +1491,7 @@
                 <w:sz w:val="22"/>
                 <w:szCs w:val="22"/>
               </w:rPr>
-              <w:t xml:space="preserve">286</w:t>
+              <w:t xml:space="preserve">373</w:t>
             </w:r>
           </w:p>
         </w:tc>

--- a/docs/Colvio_Technical_Spec_EN.docx
+++ b/docs/Colvio_Technical_Spec_EN.docx
@@ -63,7 +63,7 @@
           <w:sz w:val="22"/>
           <w:szCs w:val="22"/>
         </w:rPr>
-        <w:t xml:space="preserve">v1.10.26  ·  June 2026</w:t>
+        <w:t xml:space="preserve">v1.11.7  ·  June 2026</w:t>
       </w:r>
     </w:p>
     <w:p>
@@ -265,7 +265,7 @@
                 <w:sz w:val="20"/>
                 <w:szCs w:val="20"/>
               </w:rPr>
-              <w:t xml:space="preserve">~9 900</w:t>
+              <w:t xml:space="preserve">~11 400</w:t>
             </w:r>
           </w:p>
         </w:tc>
@@ -321,7 +321,7 @@
                 <w:sz w:val="20"/>
                 <w:szCs w:val="20"/>
               </w:rPr>
-              <w:t xml:space="preserve">24</w:t>
+              <w:t xml:space="preserve">30</w:t>
             </w:r>
           </w:p>
         </w:tc>
@@ -377,7 +377,7 @@
                 <w:sz w:val="20"/>
                 <w:szCs w:val="20"/>
               </w:rPr>
-              <w:t xml:space="preserve">42</w:t>
+              <w:t xml:space="preserve">48</w:t>
             </w:r>
           </w:p>
         </w:tc>
@@ -433,7 +433,7 @@
                 <w:sz w:val="20"/>
                 <w:szCs w:val="20"/>
               </w:rPr>
-              <w:t xml:space="preserve">207 (Vitest)</w:t>
+              <w:t xml:space="preserve">215 (Vitest)</w:t>
             </w:r>
           </w:p>
         </w:tc>
@@ -1486,6 +1486,174 @@
                 <w:sz w:val="20"/>
                 <w:szCs w:val="20"/>
               </w:rPr>
+              <w:t xml:space="preserve">Recycle Bin</w:t>
+            </w:r>
+          </w:p>
+        </w:tc>
+        <w:tc>
+          <w:tcPr>
+            <w:tcW w:type="dxa" w:w="6448"/>
+            <w:tcBorders>
+              <w:top w:val="single" w:color="C9CED6" w:sz="1"/>
+              <w:left w:val="single" w:color="C9CED6" w:sz="1"/>
+              <w:bottom w:val="single" w:color="C9CED6" w:sz="1"/>
+              <w:right w:val="single" w:color="C9CED6" w:sz="1"/>
+            </w:tcBorders>
+            <w:shd w:fill="F7F8FA" w:val="clear"/>
+            <w:tcMar>
+              <w:top w:type="dxa" w:w="60"/>
+              <w:left w:type="dxa" w:w="110"/>
+              <w:bottom w:type="dxa" w:w="60"/>
+              <w:right w:type="dxa" w:w="110"/>
+            </w:tcMar>
+          </w:tcPr>
+          <w:p>
+            <w:r>
+              <w:rPr>
+                <w:sz w:val="20"/>
+                <w:szCs w:val="20"/>
+              </w:rPr>
+              <w:t xml:space="preserve">FetchXML datasource='bin' + unbound Restore action (PK only); recyclebinconfig enablement detection; MS limitations surfaced.</w:t>
+            </w:r>
+          </w:p>
+        </w:tc>
+      </w:tr>
+      <w:tr>
+        <w:tc>
+          <w:tcPr>
+            <w:tcW w:type="dxa" w:w="2578"/>
+            <w:tcBorders>
+              <w:top w:val="single" w:color="C9CED6" w:sz="1"/>
+              <w:left w:val="single" w:color="C9CED6" w:sz="1"/>
+              <w:bottom w:val="single" w:color="C9CED6" w:sz="1"/>
+              <w:right w:val="single" w:color="C9CED6" w:sz="1"/>
+            </w:tcBorders>
+            <w:shd w:fill="FFFFFF" w:val="clear"/>
+            <w:tcMar>
+              <w:top w:type="dxa" w:w="60"/>
+              <w:left w:type="dxa" w:w="110"/>
+              <w:bottom w:type="dxa" w:w="60"/>
+              <w:right w:type="dxa" w:w="110"/>
+            </w:tcMar>
+          </w:tcPr>
+          <w:p>
+            <w:r>
+              <w:rPr>
+                <w:sz w:val="20"/>
+                <w:szCs w:val="20"/>
+              </w:rPr>
+              <w:t xml:space="preserve">Audit History / System Ops</w:t>
+            </w:r>
+          </w:p>
+        </w:tc>
+        <w:tc>
+          <w:tcPr>
+            <w:tcW w:type="dxa" w:w="6448"/>
+            <w:tcBorders>
+              <w:top w:val="single" w:color="C9CED6" w:sz="1"/>
+              <w:left w:val="single" w:color="C9CED6" w:sz="1"/>
+              <w:bottom w:val="single" w:color="C9CED6" w:sz="1"/>
+              <w:right w:val="single" w:color="C9CED6" w:sz="1"/>
+            </w:tcBorders>
+            <w:shd w:fill="FFFFFF" w:val="clear"/>
+            <w:tcMar>
+              <w:top w:type="dxa" w:w="60"/>
+              <w:left w:type="dxa" w:w="110"/>
+              <w:bottom w:type="dxa" w:w="60"/>
+              <w:right w:type="dxa" w:w="110"/>
+            </w:tcMar>
+          </w:tcPr>
+          <w:p>
+            <w:r>
+              <w:rPr>
+                <w:sz w:val="20"/>
+                <w:szCs w:val="20"/>
+              </w:rPr>
+              <w:t xml:space="preserve">audits + RetrieveAuditDetails per entry; asyncoperation state machine (cancel 3/32, resume), plugintracelog viewer.</w:t>
+            </w:r>
+          </w:p>
+        </w:tc>
+      </w:tr>
+      <w:tr>
+        <w:tc>
+          <w:tcPr>
+            <w:tcW w:type="dxa" w:w="2578"/>
+            <w:tcBorders>
+              <w:top w:val="single" w:color="C9CED6" w:sz="1"/>
+              <w:left w:val="single" w:color="C9CED6" w:sz="1"/>
+              <w:bottom w:val="single" w:color="C9CED6" w:sz="1"/>
+              <w:right w:val="single" w:color="C9CED6" w:sz="1"/>
+            </w:tcBorders>
+            <w:shd w:fill="F7F8FA" w:val="clear"/>
+            <w:tcMar>
+              <w:top w:type="dxa" w:w="60"/>
+              <w:left w:type="dxa" w:w="110"/>
+              <w:bottom w:type="dxa" w:w="60"/>
+              <w:right w:type="dxa" w:w="110"/>
+            </w:tcMar>
+          </w:tcPr>
+          <w:p>
+            <w:r>
+              <w:rPr>
+                <w:sz w:val="20"/>
+                <w:szCs w:val="20"/>
+              </w:rPr>
+              <w:t xml:space="preserve">Schema diff</w:t>
+            </w:r>
+          </w:p>
+        </w:tc>
+        <w:tc>
+          <w:tcPr>
+            <w:tcW w:type="dxa" w:w="6448"/>
+            <w:tcBorders>
+              <w:top w:val="single" w:color="C9CED6" w:sz="1"/>
+              <w:left w:val="single" w:color="C9CED6" w:sz="1"/>
+              <w:bottom w:val="single" w:color="C9CED6" w:sz="1"/>
+              <w:right w:val="single" w:color="C9CED6" w:sz="1"/>
+            </w:tcBorders>
+            <w:shd w:fill="F7F8FA" w:val="clear"/>
+            <w:tcMar>
+              <w:top w:type="dxa" w:w="60"/>
+              <w:left w:type="dxa" w:w="110"/>
+              <w:bottom w:type="dxa" w:w="60"/>
+              <w:right w:type="dxa" w:w="110"/>
+            </w:tcMar>
+          </w:tcPr>
+          <w:p>
+            <w:r>
+              <w:rPr>
+                <w:sz w:val="20"/>
+                <w:szCs w:val="20"/>
+              </w:rPr>
+              <w:t xml:space="preserve">JSON schema snapshots (getFields per table) + ranked diff vs current org.</w:t>
+            </w:r>
+          </w:p>
+        </w:tc>
+      </w:tr>
+      <w:tr>
+        <w:tc>
+          <w:tcPr>
+            <w:tcW w:type="dxa" w:w="2578"/>
+            <w:tcBorders>
+              <w:top w:val="single" w:color="C9CED6" w:sz="1"/>
+              <w:left w:val="single" w:color="C9CED6" w:sz="1"/>
+              <w:bottom w:val="single" w:color="C9CED6" w:sz="1"/>
+              <w:right w:val="single" w:color="C9CED6" w:sz="1"/>
+            </w:tcBorders>
+            <w:shd w:fill="FFFFFF" w:val="clear"/>
+            <w:tcMar>
+              <w:top w:type="dxa" w:w="60"/>
+              <w:left w:type="dxa" w:w="110"/>
+              <w:bottom w:type="dxa" w:w="60"/>
+              <w:right w:type="dxa" w:w="110"/>
+            </w:tcMar>
+          </w:tcPr>
+          <w:p>
+            <w:r>
+              <w:rPr>
+                <w:sz w:val="20"/>
+                <w:szCs w:val="20"/>
+              </w:rPr>
               <w:t xml:space="preserve">Users &amp; Licenses / Security Audit / Login History</w:t>
             </w:r>
           </w:p>
@@ -1499,7 +1667,7 @@
               <w:bottom w:val="single" w:color="C9CED6" w:sz="1"/>
               <w:right w:val="single" w:color="C9CED6" w:sz="1"/>
             </w:tcBorders>
-            <w:shd w:fill="F7F8FA" w:val="clear"/>
+            <w:shd w:fill="FFFFFF" w:val="clear"/>
             <w:tcMar>
               <w:top w:type="dxa" w:w="60"/>
               <w:left w:type="dxa" w:w="110"/>
@@ -3058,7 +3226,7 @@
         <w:sz w:val="17"/>
         <w:szCs w:val="17"/>
       </w:rPr>
-      <w:t xml:space="preserve">Colvio v1.10.26 — Technical Specification  —  </w:t>
+      <w:t xml:space="preserve">Colvio v1.11.7 — Technical Specification  —  </w:t>
     </w:r>
     <w:r>
       <w:rPr>

--- a/docs/Colvio_Technical_Spec_EN.docx
+++ b/docs/Colvio_Technical_Spec_EN.docx
@@ -63,7 +63,7 @@
           <w:sz w:val="22"/>
           <w:szCs w:val="22"/>
         </w:rPr>
-        <w:t xml:space="preserve">v1.11.7  ·  June 2026</w:t>
+        <w:t xml:space="preserve">v1.11.154  ·  August 2026</w:t>
       </w:r>
     </w:p>
     <w:p>
@@ -132,7 +132,7 @@
         <w:t xml:space="preserve">Manifest V3</w:t>
       </w:r>
       <w:r>
-        <w:t xml:space="preserve"> Chrome extension (React 18 + Vite) for Microsoft Dynamics 365 / Dataverse. It ships 12 exploration, loading and audit modules with no backend at all: every request goes from the user's browser to their own org, authenticated by the existing session.</w:t>
+        <w:t xml:space="preserve"> Chrome extension (React 18 + Vite) for Microsoft Dynamics 365 / Dataverse. It ships 19 exploration, loading and audit modules with no backend at all: every request goes from the user's browser to their own org, authenticated by the existing session.</w:t>
       </w:r>
     </w:p>
     <w:tbl>
@@ -265,7 +265,7 @@
                 <w:sz w:val="20"/>
                 <w:szCs w:val="20"/>
               </w:rPr>
-              <w:t xml:space="preserve">~11 400</w:t>
+              <w:t xml:space="preserve">~19 300</w:t>
             </w:r>
           </w:p>
         </w:tc>
@@ -321,7 +321,7 @@
                 <w:sz w:val="20"/>
                 <w:szCs w:val="20"/>
               </w:rPr>
-              <w:t xml:space="preserve">30</w:t>
+              <w:t xml:space="preserve">38</w:t>
             </w:r>
           </w:p>
         </w:tc>
@@ -377,7 +377,7 @@
                 <w:sz w:val="20"/>
                 <w:szCs w:val="20"/>
               </w:rPr>
-              <w:t xml:space="preserve">48</w:t>
+              <w:t xml:space="preserve">79</w:t>
             </w:r>
           </w:p>
         </w:tc>
@@ -433,7 +433,7 @@
                 <w:sz w:val="20"/>
                 <w:szCs w:val="20"/>
               </w:rPr>
-              <w:t xml:space="preserve">215 (Vitest)</w:t>
+              <w:t xml:space="preserve">260 (Vitest)</w:t>
             </w:r>
           </w:p>
         </w:tc>
@@ -489,7 +489,7 @@
                 <w:sz w:val="20"/>
                 <w:szCs w:val="20"/>
               </w:rPr>
-              <w:t xml:space="preserve">~490 KB (+ ~430 KB xlsx on demand)</w:t>
+              <w:t xml:space="preserve">~905 KB (+ ~430 KB xlsx, ~373 KB pptxgen on demand)</w:t>
             </w:r>
           </w:p>
         </w:tc>
@@ -545,7 +545,7 @@
                 <w:sz w:val="20"/>
                 <w:szCs w:val="20"/>
               </w:rPr>
-              <w:t xml:space="preserve">React 18, react-dom, xlsx (lazy)</w:t>
+              <w:t xml:space="preserve">React 18, react-dom, xlsx (lazy), pptxgenjs (lazy)</w:t>
             </w:r>
           </w:p>
         </w:tc>
@@ -601,7 +601,7 @@
                 <w:sz w:val="20"/>
                 <w:szCs w:val="20"/>
               </w:rPr>
-              <w:t xml:space="preserve">activeTab · scripting · storage · declarativeContent</w:t>
+              <w:t xml:space="preserve">scripting · storage · declarativeContent</w:t>
             </w:r>
           </w:p>
         </w:tc>
@@ -738,7 +738,7 @@
         <w:t xml:space="preserve">panel</w:t>
       </w:r>
       <w:r>
-        <w:t xml:space="preserve"> (src/) — the React app: 24 components, one module = one tab. The bridge (</w:t>
+        <w:t xml:space="preserve"> (src/) — the React app: 38 components, one module = one tab. The bridge (</w:t>
       </w:r>
       <w:r>
         <w:rPr>
@@ -750,7 +750,55 @@
         <w:t xml:space="preserve">d365-bridge.js</w:t>
       </w:r>
       <w:r>
-        <w:t xml:space="preserve">) exposes the typed API and owns rate limiting (30 req/s), caching, and the bulk worker pools.</w:t>
+        <w:t xml:space="preserve">) exposes the typed API and owns rate limiting (30 req/s), caching, and the bulk worker pools. Risky logic (typed write preparation, OData filters, history) lives in pure tested modules (</w:t>
+      </w:r>
+      <w:r>
+        <w:rPr>
+          <w:rFonts w:ascii="Consolas" w:cs="Consolas" w:eastAsia="Consolas" w:hAnsi="Consolas"/>
+          <w:color w:val="0E7490"/>
+          <w:sz w:val="19"/>
+          <w:szCs w:val="19"/>
+        </w:rPr>
+        <w:t xml:space="preserve">updateUtils</w:t>
+      </w:r>
+      <w:r>
+        <w:t xml:space="preserve">, </w:t>
+      </w:r>
+      <w:r>
+        <w:rPr>
+          <w:rFonts w:ascii="Consolas" w:cs="Consolas" w:eastAsia="Consolas" w:hAnsi="Consolas"/>
+          <w:color w:val="0E7490"/>
+          <w:sz w:val="19"/>
+          <w:szCs w:val="19"/>
+        </w:rPr>
+        <w:t xml:space="preserve">filterUtils</w:t>
+      </w:r>
+      <w:r>
+        <w:t xml:space="preserve">, </w:t>
+      </w:r>
+      <w:r>
+        <w:rPr>
+          <w:rFonts w:ascii="Consolas" w:cs="Consolas" w:eastAsia="Consolas" w:hAnsi="Consolas"/>
+          <w:color w:val="0E7490"/>
+          <w:sz w:val="19"/>
+          <w:szCs w:val="19"/>
+        </w:rPr>
+        <w:t xml:space="preserve">historyUtils</w:t>
+      </w:r>
+      <w:r>
+        <w:t xml:space="preserve">, </w:t>
+      </w:r>
+      <w:r>
+        <w:rPr>
+          <w:rFonts w:ascii="Consolas" w:cs="Consolas" w:eastAsia="Consolas" w:hAnsi="Consolas"/>
+          <w:color w:val="0E7490"/>
+          <w:sz w:val="19"/>
+          <w:szCs w:val="19"/>
+        </w:rPr>
+        <w:t xml:space="preserve">loaderUtils</w:t>
+      </w:r>
+      <w:r>
+        <w:t xml:space="preserve">…).</w:t>
       </w:r>
     </w:p>
     <w:p>
@@ -772,7 +820,27 @@
         <w:t xml:space="preserve">background.js</w:t>
       </w:r>
       <w:r>
-        <w:t xml:space="preserve"> — minimal service worker: panel ↔ content-script relay, active D365 tab tracking. Rejects any message whose </w:t>
+        <w:t xml:space="preserve"> — service worker: panel ↔ content-script relay, </w:t>
+      </w:r>
+      <w:r>
+        <w:rPr>
+          <w:b/>
+          <w:bCs/>
+        </w:rPr>
+        <w:t xml:space="preserve">resilient to browser tab sleep</w:t>
+      </w:r>
+      <w:r>
+        <w:t xml:space="preserve"> (the D365 tab is pinned non-discardable, woken/re-injected as needed, replaced ids tracked via tabs.onReplaced) with an </w:t>
+      </w:r>
+      <w:r>
+        <w:rPr>
+          <w:b/>
+          <w:bCs/>
+        </w:rPr>
+        <w:t xml:space="preserve">origin guard</w:t>
+      </w:r>
+      <w:r>
+        <w:t xml:space="preserve">: a request never goes to a tab showing a different environment. Rejects any message whose </w:t>
       </w:r>
       <w:r>
         <w:rPr>
@@ -825,7 +893,7 @@
           <w:b/>
           <w:bCs/>
         </w:rPr>
-        <w:t xml:space="preserve">42 actions</w:t>
+        <w:t xml:space="preserve">79 actions</w:t>
       </w:r>
       <w:r>
         <w:t xml:space="preserve"> (query, metadata, batch…), input validation (entity/field regexes, GUIDs, control-char stripping), $batch building, 429 back-off.</w:t>
@@ -853,7 +921,7 @@
           <w:sz w:val="19"/>
           <w:szCs w:val="19"/>
         </w:rPr>
-        <w:t xml:space="preserve">{__d365InspectorRequest, id, action, params, d365TabId}</w:t>
+        <w:t xml:space="preserve">{__d365InspectorRequest, id, action, params, d365TabId, orgUrl}</w:t>
       </w:r>
       <w:r>
         <w:t xml:space="preserve">; response: </w:t>
@@ -880,7 +948,7 @@
         <w:t xml:space="preserve">{error}</w:t>
       </w:r>
       <w:r>
-        <w:t xml:space="preserve">. Bridge timeouts: 30 s standard, 5 min for bulk operations. Bulk chunks are capped at 500 records per message to stay under Chrome's 64 MB IPC limit.</w:t>
+        <w:t xml:space="preserve">. Bridge timeouts: 30 s standard, 10 min for bulk operations. Bulk chunks are capped at 500 records per message to stay under Chrome's 64 MB IPC limit.</w:t>
       </w:r>
     </w:p>
     <w:p>
@@ -1096,7 +1164,7 @@
                 <w:sz w:val="20"/>
                 <w:szCs w:val="20"/>
               </w:rPr>
-              <w:t xml:space="preserve">4 query modes (Builder/OData/FetchXML/SQL), auto-pagination (nextLink + paging cookies), virtual scrolling, inline edit (PATCH), bulk update/delete.</w:t>
+              <w:t xml:space="preserve">4 query modes (Builder/OData/FetchXML/SQL), relational filters (parent nav-paths + any()/not any() lambdas), auto-pagination, virtual scrolling + sticky horizontal scrollbar, metadata-TYPED inline edit and bulk update (lookups via @odata.bind), duplicate finder, $batch bulk delete with ✕ Cancel, history restoring Builder queries into the Builder (values redacted — privacy).</w:t>
             </w:r>
           </w:p>
         </w:tc>
@@ -1233,7 +1301,7 @@
                 <w:sz w:val="20"/>
                 <w:szCs w:val="20"/>
               </w:rPr>
-              <w:t xml:space="preserve"> action: whitelisted methods, host validated twice, 60 s timeout, raw response (status/headers/body) returned unmodified.</w:t>
+              <w:t xml:space="preserve"> action: whitelisted methods, host validated twice, 60 s timeout, raw response (status/headers/body) returned unmodified, .json/.txt download.</w:t>
             </w:r>
           </w:p>
         </w:tc>
@@ -1289,7 +1357,7 @@
                 <w:sz w:val="20"/>
                 <w:szCs w:val="20"/>
               </w:rPr>
-              <w:t xml:space="preserve">See section 5 — parsing, transforms, 4 modes, $batch engine.</w:t>
+              <w:t xml:space="preserve">See section 5 — parsing, transforms, 4 modes, $batch engine, metadata-typed coercion, auto-resume after timeout.</w:t>
             </w:r>
           </w:p>
         </w:tc>
@@ -1345,7 +1413,7 @@
                 <w:sz w:val="20"/>
                 <w:szCs w:val="20"/>
               </w:rPr>
-              <w:t xml:space="preserve">EntityDefinitions + attributes; data-dictionary and OptionSet CSV exports.</w:t>
+              <w:t xml:space="preserve">EntityDefinitions + attributes; typed inline field editing; BPF manager; data-dictionary and OptionSet CSV exports.</w:t>
             </w:r>
           </w:p>
         </w:tc>
@@ -1374,7 +1442,7 @@
                 <w:sz w:val="20"/>
                 <w:szCs w:val="20"/>
               </w:rPr>
-              <w:t xml:space="preserve">Schema (ERD) / Relationships</w:t>
+              <w:t xml:space="preserve">Automation / Apps</w:t>
             </w:r>
           </w:p>
         </w:tc>
@@ -1401,7 +1469,7 @@
                 <w:sz w:val="20"/>
                 <w:szCs w:val="20"/>
               </w:rPr>
-              <w:t xml:space="preserve">Custom SVG rendering (drag/zoom/pan), PNG 2x / SVG / Mermaid exports.</w:t>
+              <w:t xml:space="preserve">Static inventory of plug-in steps + processes (Microsoft/Managed/Custom classification); model-driven app inventory (include-all inference, EXPLICIT/IMPLICIT badges, view inspector, subgrids, reverse search).</w:t>
             </w:r>
           </w:p>
         </w:tc>
@@ -1430,7 +1498,7 @@
                 <w:sz w:val="20"/>
                 <w:szCs w:val="20"/>
               </w:rPr>
-              <w:t xml:space="preserve">Solutions / Translations</w:t>
+              <w:t xml:space="preserve">Env Variables</w:t>
             </w:r>
           </w:p>
         </w:tc>
@@ -1457,7 +1525,7 @@
                 <w:sz w:val="20"/>
                 <w:szCs w:val="20"/>
               </w:rPr>
-              <w:t xml:space="preserve">Solution components resolved (13 types); multilingual labels via LocLabels, auto-publish.</w:t>
+              <w:t xml:space="preserve">Defaults + typed overrides (yes/no, validated JSON, numbers), NO VALUE trap counted, secrets = Key Vault references.</w:t>
             </w:r>
           </w:p>
         </w:tc>
@@ -1486,7 +1554,7 @@
                 <w:sz w:val="20"/>
                 <w:szCs w:val="20"/>
               </w:rPr>
-              <w:t xml:space="preserve">Recycle Bin</w:t>
+              <w:t xml:space="preserve">Schema (ERD) / Relationships / Schema diff</w:t>
             </w:r>
           </w:p>
         </w:tc>
@@ -1513,7 +1581,7 @@
                 <w:sz w:val="20"/>
                 <w:szCs w:val="20"/>
               </w:rPr>
-              <w:t xml:space="preserve">FetchXML datasource='bin' + unbound Restore action (PK only); recyclebinconfig enablement detection; MS limitations surfaced.</w:t>
+              <w:t xml:space="preserve">Custom SVG rendering (drag/zoom/pan), PNG 2x / SVG / Mermaid exports; JSON snapshots + ranked cross-org diff.</w:t>
             </w:r>
           </w:p>
         </w:tc>
@@ -1542,7 +1610,7 @@
                 <w:sz w:val="20"/>
                 <w:szCs w:val="20"/>
               </w:rPr>
-              <w:t xml:space="preserve">Audit History / System Ops</w:t>
+              <w:t xml:space="preserve">Solutions / Translations</w:t>
             </w:r>
           </w:p>
         </w:tc>
@@ -1569,7 +1637,7 @@
                 <w:sz w:val="20"/>
                 <w:szCs w:val="20"/>
               </w:rPr>
-              <w:t xml:space="preserve">audits + RetrieveAuditDetails per entry; asyncoperation state machine (cancel 3/32, resume), plugintracelog viewer.</w:t>
+              <w:t xml:space="preserve">Components resolved (40+ types), intra-org and cross-org compare (compare file, two-pass matching); multilingual labels + solution-wide zip export/import (ExportTranslation).</w:t>
             </w:r>
           </w:p>
         </w:tc>
@@ -1598,7 +1666,7 @@
                 <w:sz w:val="20"/>
                 <w:szCs w:val="20"/>
               </w:rPr>
-              <w:t xml:space="preserve">Schema diff</w:t>
+              <w:t xml:space="preserve">Recycle Bin</w:t>
             </w:r>
           </w:p>
         </w:tc>
@@ -1625,7 +1693,7 @@
                 <w:sz w:val="20"/>
                 <w:szCs w:val="20"/>
               </w:rPr>
-              <w:t xml:space="preserve">JSON schema snapshots (getFields per table) + ranked diff vs current org.</w:t>
+              <w:t xml:space="preserve">FetchXML datasource='bin' + Restore action; enablement detection; MS limitations surfaced.</w:t>
             </w:r>
           </w:p>
         </w:tc>
@@ -1654,6 +1722,62 @@
                 <w:sz w:val="20"/>
                 <w:szCs w:val="20"/>
               </w:rPr>
+              <w:t xml:space="preserve">Audit History / System Ops</w:t>
+            </w:r>
+          </w:p>
+        </w:tc>
+        <w:tc>
+          <w:tcPr>
+            <w:tcW w:type="dxa" w:w="6448"/>
+            <w:tcBorders>
+              <w:top w:val="single" w:color="C9CED6" w:sz="1"/>
+              <w:left w:val="single" w:color="C9CED6" w:sz="1"/>
+              <w:bottom w:val="single" w:color="C9CED6" w:sz="1"/>
+              <w:right w:val="single" w:color="C9CED6" w:sz="1"/>
+            </w:tcBorders>
+            <w:shd w:fill="FFFFFF" w:val="clear"/>
+            <w:tcMar>
+              <w:top w:type="dxa" w:w="60"/>
+              <w:left w:type="dxa" w:w="110"/>
+              <w:bottom w:type="dxa" w:w="60"/>
+              <w:right w:type="dxa" w:w="110"/>
+            </w:tcMar>
+          </w:tcPr>
+          <w:p>
+            <w:r>
+              <w:rPr>
+                <w:sz w:val="20"/>
+                <w:szCs w:val="20"/>
+              </w:rPr>
+              <w:t xml:space="preserve">audits + RetrieveAuditDetails; asyncoperation (bulk cancel/resume), plug-in traces (quick ~24 h windows), solution cloud-flow runs (flowrun table).</w:t>
+            </w:r>
+          </w:p>
+        </w:tc>
+      </w:tr>
+      <w:tr>
+        <w:tc>
+          <w:tcPr>
+            <w:tcW w:type="dxa" w:w="2578"/>
+            <w:tcBorders>
+              <w:top w:val="single" w:color="C9CED6" w:sz="1"/>
+              <w:left w:val="single" w:color="C9CED6" w:sz="1"/>
+              <w:bottom w:val="single" w:color="C9CED6" w:sz="1"/>
+              <w:right w:val="single" w:color="C9CED6" w:sz="1"/>
+            </w:tcBorders>
+            <w:shd w:fill="F7F8FA" w:val="clear"/>
+            <w:tcMar>
+              <w:top w:type="dxa" w:w="60"/>
+              <w:left w:type="dxa" w:w="110"/>
+              <w:bottom w:type="dxa" w:w="60"/>
+              <w:right w:type="dxa" w:w="110"/>
+            </w:tcMar>
+          </w:tcPr>
+          <w:p>
+            <w:r>
+              <w:rPr>
+                <w:sz w:val="20"/>
+                <w:szCs w:val="20"/>
+              </w:rPr>
               <w:t xml:space="preserve">Users &amp; Licenses / Security Audit / Login History</w:t>
             </w:r>
           </w:p>
@@ -1667,6 +1791,35 @@
               <w:bottom w:val="single" w:color="C9CED6" w:sz="1"/>
               <w:right w:val="single" w:color="C9CED6" w:sz="1"/>
             </w:tcBorders>
+            <w:shd w:fill="F7F8FA" w:val="clear"/>
+            <w:tcMar>
+              <w:top w:type="dxa" w:w="60"/>
+              <w:left w:type="dxa" w:w="110"/>
+              <w:bottom w:type="dxa" w:w="60"/>
+              <w:right w:type="dxa" w:w="110"/>
+            </w:tcMar>
+          </w:tcPr>
+          <w:p>
+            <w:r>
+              <w:rPr>
+                <w:sz w:val="20"/>
+                <w:szCs w:val="20"/>
+              </w:rPr>
+              <w:t xml:space="preserve">Full systemusers pagination, per-role privileges + matrix + org-wide view, bulk role assignment, audit logs. Tabs hidden without rights.</w:t>
+            </w:r>
+          </w:p>
+        </w:tc>
+      </w:tr>
+      <w:tr>
+        <w:tc>
+          <w:tcPr>
+            <w:tcW w:type="dxa" w:w="2578"/>
+            <w:tcBorders>
+              <w:top w:val="single" w:color="C9CED6" w:sz="1"/>
+              <w:left w:val="single" w:color="C9CED6" w:sz="1"/>
+              <w:bottom w:val="single" w:color="C9CED6" w:sz="1"/>
+              <w:right w:val="single" w:color="C9CED6" w:sz="1"/>
+            </w:tcBorders>
             <w:shd w:fill="FFFFFF" w:val="clear"/>
             <w:tcMar>
               <w:top w:type="dxa" w:w="60"/>
@@ -1681,7 +1834,34 @@
                 <w:sz w:val="20"/>
                 <w:szCs w:val="20"/>
               </w:rPr>
-              <w:t xml:space="preserve">Full systemusers pagination, per-role privileges (FetchXML), audit logs (logins). Tabs hidden without rights.</w:t>
+              <w:t xml:space="preserve">Business Units / Adoption</w:t>
+            </w:r>
+          </w:p>
+        </w:tc>
+        <w:tc>
+          <w:tcPr>
+            <w:tcW w:type="dxa" w:w="6448"/>
+            <w:tcBorders>
+              <w:top w:val="single" w:color="C9CED6" w:sz="1"/>
+              <w:left w:val="single" w:color="C9CED6" w:sz="1"/>
+              <w:bottom w:val="single" w:color="C9CED6" w:sz="1"/>
+              <w:right w:val="single" w:color="C9CED6" w:sz="1"/>
+            </w:tcBorders>
+            <w:shd w:fill="FFFFFF" w:val="clear"/>
+            <w:tcMar>
+              <w:top w:type="dxa" w:w="60"/>
+              <w:left w:type="dxa" w:w="110"/>
+              <w:bottom w:type="dxa" w:w="60"/>
+              <w:right w:type="dxa" w:w="110"/>
+            </w:tcMar>
+          </w:tcPr>
+          <w:p>
+            <w:r>
+              <w:rPr>
+                <w:sz w:val="20"/>
+                <w:szCs w:val="20"/>
+              </w:rPr>
+              <w:t xml:space="preserve">Hierarchy + full-screen org chart (PNG), bulk user move (roles truth stated first), paste-a-list selection; adoption analytics (server-side per-day aggregation, DAU/WAU/MAU, service accounts separated, native PowerPoint report).</w:t>
             </w:r>
           </w:p>
         </w:tc>
@@ -2955,14 +3135,6 @@
     </w:p>
     <w:p>
       <w:pPr>
-        <w:pStyle w:val="Heading1"/>
-      </w:pPr>
-      <w:r>
-        <w:t xml:space="preserve">7. Performance</w:t>
-      </w:r>
-    </w:p>
-    <w:p>
-      <w:pPr>
         <w:pStyle w:val="ListParagraph"/>
         <w:numPr>
           <w:ilvl w:val="0"/>
@@ -2971,7 +3143,26 @@
         <w:spacing w:after="60"/>
       </w:pPr>
       <w:r>
-        <w:t xml:space="preserve">Client rate-limit 30 req/s + 429 back-off; bulk worker pools (default 6; Dataverse allows 52 connections).</w:t>
+        <w:rPr>
+          <w:b/>
+          <w:bCs/>
+        </w:rPr>
+        <w:t xml:space="preserve">Centralized typed writes</w:t>
+      </w:r>
+      <w:r>
+        <w:t xml:space="preserve"> (</w:t>
+      </w:r>
+      <w:r>
+        <w:rPr>
+          <w:rFonts w:ascii="Consolas" w:cs="Consolas" w:eastAsia="Consolas" w:hAnsi="Consolas"/>
+          <w:color w:val="0E7490"/>
+          <w:sz w:val="19"/>
+          <w:szCs w:val="19"/>
+        </w:rPr>
+        <w:t xml:space="preserve">updateUtils</w:t>
+      </w:r>
+      <w:r>
+        <w:t xml:space="preserve">, tested): every typed-in value is converted by the field's real type and refused readably before sending — text in a GUID/lookup or a mistyped number never reaches the server (and never silently clears a field).</w:t>
       </w:r>
     </w:p>
     <w:p>
@@ -2984,7 +3175,22 @@
         <w:spacing w:after="60"/>
       </w:pPr>
       <w:r>
-        <w:t xml:space="preserve">Virtual scrolling (~35 rendered rows regardless of volume); bounded live log (2,000) + full ref outside re-renders.</w:t>
+        <w:rPr>
+          <w:b/>
+          <w:bCs/>
+        </w:rPr>
+        <w:t xml:space="preserve">Relay origin guard</w:t>
+      </w:r>
+      <w:r>
+        <w:t xml:space="preserve">: the panel states its org on every request; the service worker refuses any tab showing a different environment.</w:t>
+      </w:r>
+    </w:p>
+    <w:p>
+      <w:pPr>
+        <w:pStyle w:val="Heading1"/>
+      </w:pPr>
+      <w:r>
+        <w:t xml:space="preserve">7. Performance</w:t>
       </w:r>
     </w:p>
     <w:p>
@@ -2997,14 +3203,7 @@
         <w:spacing w:after="60"/>
       </w:pPr>
       <w:r>
-        <w:rPr>
-          <w:b/>
-          <w:bCs/>
-        </w:rPr>
-        <w:t xml:space="preserve">Lazy-loaded xlsx</w:t>
-      </w:r>
-      <w:r>
-        <w:t xml:space="preserve">: panel ~490 KB; the ~430 KB xlsx chunk loads only on Excel drop/export.</w:t>
+        <w:t xml:space="preserve">Client rate-limit 30 req/s + 429 back-off; bulk worker pools (default 6; Dataverse allows 52 connections).</w:t>
       </w:r>
     </w:p>
     <w:p>
@@ -3017,33 +3216,7 @@
         <w:spacing w:after="60"/>
       </w:pPr>
       <w:r>
-        <w:t xml:space="preserve">Two-tier metadata cache; debounced searches; parallel OptionSet preloading.</w:t>
-      </w:r>
-    </w:p>
-    <w:p>
-      <w:pPr>
-        <w:pStyle w:val="Heading1"/>
-      </w:pPr>
-      <w:r>
-        <w:t xml:space="preserve">8. Build, tests &amp; release</w:t>
-      </w:r>
-    </w:p>
-    <w:p>
-      <w:pPr>
-        <w:spacing w:after="120"/>
-      </w:pPr>
-      <w:r>
-        <w:t xml:space="preserve">Vite (build &lt; 2 s) + post-build script (manifest/content/background copy, icons). </w:t>
-      </w:r>
-      <w:r>
-        <w:rPr>
-          <w:b/>
-          <w:bCs/>
-        </w:rPr>
-        <w:t xml:space="preserve">207 Vitest tests</w:t>
-      </w:r>
-      <w:r>
-        <w:t xml:space="preserve">: SQL parser (43), validations (30), loaderUtils (transforms, RFC-4180 parser, EntitySet resolution) and utilities.</w:t>
+        <w:t xml:space="preserve">Virtual scrolling (~35 rendered rows regardless of volume); bounded live log (2,000) + full ref outside re-renders.</w:t>
       </w:r>
     </w:p>
     <w:p>
@@ -3057,39 +3230,13 @@
       </w:pPr>
       <w:r>
         <w:rPr>
-          <w:rFonts w:ascii="Consolas" w:cs="Consolas" w:eastAsia="Consolas" w:hAnsi="Consolas"/>
-          <w:color w:val="0E7490"/>
-          <w:sz w:val="19"/>
-          <w:szCs w:val="19"/>
-        </w:rPr>
-        <w:t xml:space="preserve">npm run build</w:t>
-      </w:r>
-      <w:r>
-        <w:t xml:space="preserve"> → </w:t>
-      </w:r>
-      <w:r>
-        <w:rPr>
-          <w:rFonts w:ascii="Consolas" w:cs="Consolas" w:eastAsia="Consolas" w:hAnsi="Consolas"/>
-          <w:color w:val="0E7490"/>
-          <w:sz w:val="19"/>
-          <w:szCs w:val="19"/>
-        </w:rPr>
-        <w:t xml:space="preserve">dist/</w:t>
-      </w:r>
-      <w:r>
-        <w:t xml:space="preserve"> loadable in Developer Mode; release zip </w:t>
-      </w:r>
-      <w:r>
-        <w:rPr>
-          <w:rFonts w:ascii="Consolas" w:cs="Consolas" w:eastAsia="Consolas" w:hAnsi="Consolas"/>
-          <w:color w:val="0E7490"/>
-          <w:sz w:val="19"/>
-          <w:szCs w:val="19"/>
-        </w:rPr>
-        <w:t xml:space="preserve">colvio-&lt;version&gt;.zip</w:t>
-      </w:r>
-      <w:r>
-        <w:t xml:space="preserve">.</w:t>
+          <w:b/>
+          <w:bCs/>
+        </w:rPr>
+        <w:t xml:space="preserve">Lazy-loaded xlsx</w:t>
+      </w:r>
+      <w:r>
+        <w:t xml:space="preserve">: panel ~490 KB; the ~430 KB xlsx chunk loads only on Excel drop/export.</w:t>
       </w:r>
     </w:p>
     <w:p>
@@ -3102,7 +3249,104 @@
         <w:spacing w:after="60"/>
       </w:pPr>
       <w:r>
-        <w:t xml:space="preserve">Flow: branch → PR → squash-merge → build → zip → Chrome Web Store upload.</w:t>
+        <w:t xml:space="preserve">Two-tier metadata cache; debounced searches; parallel OptionSet preloading.</w:t>
+      </w:r>
+    </w:p>
+    <w:p>
+      <w:pPr>
+        <w:pStyle w:val="Heading1"/>
+      </w:pPr>
+      <w:r>
+        <w:t xml:space="preserve">8. Build, tests &amp; release</w:t>
+      </w:r>
+    </w:p>
+    <w:p>
+      <w:pPr>
+        <w:spacing w:after="120"/>
+      </w:pPr>
+      <w:r>
+        <w:t xml:space="preserve">Vite (build &lt; 2 s) + post-build script (manifest/content/background copy, icons). </w:t>
+      </w:r>
+      <w:r>
+        <w:rPr>
+          <w:b/>
+          <w:bCs/>
+        </w:rPr>
+        <w:t xml:space="preserve">260 Vitest tests</w:t>
+      </w:r>
+      <w:r>
+        <w:t xml:space="preserve">: SQL parser (43), loaderUtils (transforms, RFC-4180 parser, typed coercion), updateUtils/filterUtils/historyUtils (writes, filters, history), adoption/BU/solutions/duplicates, i18n coverage (every t() key present in both locales). ESLint (real-bug rules: no-undef, no-dupe-keys…) in every pre-release pass.</w:t>
+      </w:r>
+    </w:p>
+    <w:p>
+      <w:pPr>
+        <w:pStyle w:val="ListParagraph"/>
+        <w:numPr>
+          <w:ilvl w:val="0"/>
+          <w:numId w:val="2"/>
+        </w:numPr>
+        <w:spacing w:after="60"/>
+      </w:pPr>
+      <w:r>
+        <w:rPr>
+          <w:rFonts w:ascii="Consolas" w:cs="Consolas" w:eastAsia="Consolas" w:hAnsi="Consolas"/>
+          <w:color w:val="0E7490"/>
+          <w:sz w:val="19"/>
+          <w:szCs w:val="19"/>
+        </w:rPr>
+        <w:t xml:space="preserve">npm run build</w:t>
+      </w:r>
+      <w:r>
+        <w:t xml:space="preserve"> → </w:t>
+      </w:r>
+      <w:r>
+        <w:rPr>
+          <w:rFonts w:ascii="Consolas" w:cs="Consolas" w:eastAsia="Consolas" w:hAnsi="Consolas"/>
+          <w:color w:val="0E7490"/>
+          <w:sz w:val="19"/>
+          <w:szCs w:val="19"/>
+        </w:rPr>
+        <w:t xml:space="preserve">dist/</w:t>
+      </w:r>
+      <w:r>
+        <w:t xml:space="preserve"> loadable in Developer Mode; release zip </w:t>
+      </w:r>
+      <w:r>
+        <w:rPr>
+          <w:rFonts w:ascii="Consolas" w:cs="Consolas" w:eastAsia="Consolas" w:hAnsi="Consolas"/>
+          <w:color w:val="0E7490"/>
+          <w:sz w:val="19"/>
+          <w:szCs w:val="19"/>
+        </w:rPr>
+        <w:t xml:space="preserve">colvio-&lt;version&gt;.zip</w:t>
+      </w:r>
+      <w:r>
+        <w:t xml:space="preserve"> (</w:t>
+      </w:r>
+      <w:r>
+        <w:rPr>
+          <w:rFonts w:ascii="Consolas" w:cs="Consolas" w:eastAsia="Consolas" w:hAnsi="Consolas"/>
+          <w:color w:val="0E7490"/>
+          <w:sz w:val="19"/>
+          <w:szCs w:val="19"/>
+        </w:rPr>
+        <w:t xml:space="preserve">npm run pack</w:t>
+      </w:r>
+      <w:r>
+        <w:t xml:space="preserve">).</w:t>
+      </w:r>
+    </w:p>
+    <w:p>
+      <w:pPr>
+        <w:pStyle w:val="ListParagraph"/>
+        <w:numPr>
+          <w:ilvl w:val="0"/>
+          <w:numId w:val="2"/>
+        </w:numPr>
+        <w:spacing w:after="60"/>
+      </w:pPr>
+      <w:r>
+        <w:t xml:space="preserve">Flow: commit on main → build + tests + lint → zip → GitHub push → Chrome Web Store upload.</w:t>
       </w:r>
     </w:p>
     <w:p>
@@ -3226,7 +3470,7 @@
         <w:sz w:val="17"/>
         <w:szCs w:val="17"/>
       </w:rPr>
-      <w:t xml:space="preserve">Colvio v1.11.7 — Technical Specification  —  </w:t>
+      <w:t xml:space="preserve">Colvio v1.11.154 — Technical Specification  —  </w:t>
     </w:r>
     <w:r>
       <w:rPr>
